--- a/Coding 2 - year/Unit 4 - File IO & Data Processing/Daily Lesson Plans/Word/Day 10.docx
+++ b/Coding 2 - year/Unit 4 - File IO & Data Processing/Daily Lesson Plans/Word/Day 10.docx
@@ -50,12 +50,15 @@
               </w:rPr>
               <w:t xml:space="preserve">Coding II — Full Year</w:t>
             </w:r>
-          </w:p>
-          <w:p>
-            <w:pPr>
-              <w:spacing w:before="40"/>
-              <w:jc w:val="center"/>
-            </w:pPr>
+            <w:r>
+              <w:rPr>
+                <w:rFonts w:ascii="Arial" w:cs="Arial" w:eastAsia="Arial" w:hAnsi="Arial"/>
+                <w:sz w:val="16"/>
+                <w:szCs w:val="16"/>
+              </w:rPr>
+              <w:br/>
+              <w:t xml:space="preserve"/>
+            </w:r>
             <w:r>
               <w:rPr>
                 <w:rFonts w:ascii="Arial" w:cs="Arial" w:eastAsia="Arial" w:hAnsi="Arial"/>
@@ -83,7 +86,7 @@
           <w:rFonts w:ascii="Arial" w:cs="Arial" w:eastAsia="Arial" w:hAnsi="Arial"/>
           <w:b/>
           <w:bCs/>
-          <w:color w:val="0D3B1F"/>
+          <w:color w:val="1B7A4A"/>
           <w:sz w:val="32"/>
           <w:szCs w:val="32"/>
         </w:rPr>
@@ -261,9 +264,9 @@
               <w:right w:val="single" w:color="CCCCCC" w:sz="1"/>
             </w:tcBorders>
             <w:tcMar>
-              <w:top w:type="dxa" w:w="60"/>
+              <w:top w:type="dxa" w:w="80"/>
               <w:left w:type="dxa" w:w="120"/>
-              <w:bottom w:type="dxa" w:w="60"/>
+              <w:bottom w:type="dxa" w:w="80"/>
               <w:right w:type="dxa" w:w="120"/>
             </w:tcMar>
           </w:tcPr>
@@ -290,20 +293,213 @@
               <w:right w:val="single" w:color="CCCCCC" w:sz="1"/>
             </w:tcBorders>
             <w:tcMar>
-              <w:top w:type="dxa" w:w="60"/>
+              <w:top w:type="dxa" w:w="80"/>
               <w:left w:type="dxa" w:w="120"/>
-              <w:bottom w:type="dxa" w:w="60"/>
+              <w:bottom w:type="dxa" w:w="80"/>
               <w:right w:type="dxa" w:w="120"/>
             </w:tcMar>
           </w:tcPr>
           <w:p>
-            <w:r>
-              <w:rPr>
-                <w:rFonts w:ascii="Arial" w:cs="Arial" w:eastAsia="Arial" w:hAnsi="Arial"/>
-                <w:sz w:val="20"/>
-                <w:szCs w:val="20"/>
+            <w:pPr>
+              <w:spacing w:after="80" w:before="80"/>
+            </w:pPr>
+            <w:r>
+              <w:rPr>
+                <w:rFonts w:ascii="Arial" w:cs="Arial" w:eastAsia="Arial" w:hAnsi="Arial"/>
+                <w:b/>
+                <w:bCs/>
+                <w:i w:val="false"/>
+                <w:iCs w:val="false"/>
+                <w:color w:val="000000"/>
+                <w:sz w:val="22"/>
+                <w:szCs w:val="22"/>
               </w:rPr>
               <w:t xml:space="preserve">Bell Ringer / Review</w:t>
+            </w:r>
+            <w:r>
+              <w:rPr>
+                <w:rFonts w:ascii="Arial" w:cs="Arial" w:eastAsia="Arial" w:hAnsi="Arial"/>
+                <w:sz w:val="20"/>
+                <w:szCs w:val="20"/>
+              </w:rPr>
+              <w:br/>
+              <w:t xml:space="preserve"/>
+            </w:r>
+            <w:r>
+              <w:rPr>
+                <w:rFonts w:ascii="Arial" w:cs="Arial" w:eastAsia="Arial" w:hAnsi="Arial"/>
+                <w:sz w:val="20"/>
+                <w:szCs w:val="20"/>
+              </w:rPr>
+              <w:br/>
+              <w:t xml:space="preserve"/>
+            </w:r>
+            <w:r>
+              <w:rPr>
+                <w:rFonts w:ascii="Arial" w:cs="Arial" w:eastAsia="Arial" w:hAnsi="Arial"/>
+                <w:b/>
+                <w:bCs/>
+                <w:i w:val="false"/>
+                <w:iCs w:val="false"/>
+                <w:color w:val="000000"/>
+                <w:sz w:val="20"/>
+                <w:szCs w:val="20"/>
+              </w:rPr>
+              <w:t xml:space="preserve">Quick Write </w:t>
+            </w:r>
+            <w:r>
+              <w:rPr>
+                <w:rFonts w:ascii="Arial" w:cs="Arial" w:eastAsia="Arial" w:hAnsi="Arial"/>
+                <w:b w:val="false"/>
+                <w:bCs w:val="false"/>
+                <w:i w:val="false"/>
+                <w:iCs w:val="false"/>
+                <w:color w:val="000000"/>
+                <w:sz w:val="20"/>
+                <w:szCs w:val="20"/>
+              </w:rPr>
+              <w:t xml:space="preserve">(3 min — written or verbal):</w:t>
+            </w:r>
+            <w:r>
+              <w:rPr>
+                <w:rFonts w:ascii="Arial" w:cs="Arial" w:eastAsia="Arial" w:hAnsi="Arial"/>
+                <w:sz w:val="20"/>
+                <w:szCs w:val="20"/>
+              </w:rPr>
+              <w:br/>
+              <w:t xml:space="preserve"/>
+            </w:r>
+            <w:r>
+              <w:rPr>
+                <w:rFonts w:ascii="Arial" w:cs="Arial" w:eastAsia="Arial" w:hAnsi="Arial"/>
+                <w:b w:val="false"/>
+                <w:bCs w:val="false"/>
+                <w:i w:val="false"/>
+                <w:iCs w:val="false"/>
+                <w:color w:val="000000"/>
+                <w:sz w:val="20"/>
+                <w:szCs w:val="20"/>
+              </w:rPr>
+              <w:t xml:space="preserve">    What do you already know about how to create custom exception classes that inherit from Exception and use them in my programs?</w:t>
+            </w:r>
+            <w:r>
+              <w:rPr>
+                <w:rFonts w:ascii="Arial" w:cs="Arial" w:eastAsia="Arial" w:hAnsi="Arial"/>
+                <w:sz w:val="20"/>
+                <w:szCs w:val="20"/>
+              </w:rPr>
+              <w:br/>
+              <w:t xml:space="preserve"/>
+            </w:r>
+            <w:r>
+              <w:rPr>
+                <w:rFonts w:ascii="Arial" w:cs="Arial" w:eastAsia="Arial" w:hAnsi="Arial"/>
+                <w:sz w:val="20"/>
+                <w:szCs w:val="20"/>
+              </w:rPr>
+              <w:br/>
+              <w:t xml:space="preserve"/>
+            </w:r>
+            <w:r>
+              <w:rPr>
+                <w:rFonts w:ascii="Arial" w:cs="Arial" w:eastAsia="Arial" w:hAnsi="Arial"/>
+                <w:b/>
+                <w:bCs/>
+                <w:i w:val="false"/>
+                <w:iCs w:val="false"/>
+                <w:color w:val="000000"/>
+                <w:sz w:val="20"/>
+                <w:szCs w:val="20"/>
+              </w:rPr>
+              <w:t xml:space="preserve">Vocabulary Preview — </w:t>
+            </w:r>
+            <w:r>
+              <w:rPr>
+                <w:rFonts w:ascii="Arial" w:cs="Arial" w:eastAsia="Arial" w:hAnsi="Arial"/>
+                <w:b w:val="false"/>
+                <w:bCs w:val="false"/>
+                <w:i w:val="false"/>
+                <w:iCs w:val="false"/>
+                <w:color w:val="000000"/>
+                <w:sz w:val="20"/>
+                <w:szCs w:val="20"/>
+              </w:rPr>
+              <w:t xml:space="preserve">terms we'll use today:</w:t>
+            </w:r>
+            <w:r>
+              <w:rPr>
+                <w:rFonts w:ascii="Arial" w:cs="Arial" w:eastAsia="Arial" w:hAnsi="Arial"/>
+                <w:sz w:val="20"/>
+                <w:szCs w:val="20"/>
+              </w:rPr>
+              <w:br/>
+              <w:t xml:space="preserve"/>
+            </w:r>
+            <w:r>
+              <w:rPr>
+                <w:rFonts w:ascii="Arial" w:cs="Arial" w:eastAsia="Arial" w:hAnsi="Arial"/>
+                <w:b w:val="false"/>
+                <w:bCs w:val="false"/>
+                <w:i w:val="false"/>
+                <w:iCs w:val="false"/>
+                <w:color w:val="000000"/>
+                <w:sz w:val="20"/>
+                <w:szCs w:val="20"/>
+              </w:rPr>
+              <w:t xml:space="preserve">    • Custom exceptions   •   Inheritance   •   Why create custom exceptions   •   __init__() method   •   raise custom exception   •   Catching custom exceptions</w:t>
+            </w:r>
+            <w:r>
+              <w:rPr>
+                <w:rFonts w:ascii="Arial" w:cs="Arial" w:eastAsia="Arial" w:hAnsi="Arial"/>
+                <w:sz w:val="20"/>
+                <w:szCs w:val="20"/>
+              </w:rPr>
+              <w:br/>
+              <w:t xml:space="preserve"/>
+            </w:r>
+            <w:r>
+              <w:rPr>
+                <w:rFonts w:ascii="Arial" w:cs="Arial" w:eastAsia="Arial" w:hAnsi="Arial"/>
+                <w:sz w:val="20"/>
+                <w:szCs w:val="20"/>
+              </w:rPr>
+              <w:br/>
+              <w:t xml:space="preserve"/>
+            </w:r>
+            <w:r>
+              <w:rPr>
+                <w:rFonts w:ascii="Arial" w:cs="Arial" w:eastAsia="Arial" w:hAnsi="Arial"/>
+                <w:b w:val="false"/>
+                <w:bCs w:val="false"/>
+                <w:i/>
+                <w:iCs/>
+                <w:color w:val="444444"/>
+                <w:sz w:val="20"/>
+                <w:szCs w:val="20"/>
+              </w:rPr>
+              <w:t xml:space="preserve">Today's Goal: By the end of class you will be able to create custom exception classes that inherit from Exception and use them in my programs.</w:t>
+            </w:r>
+            <w:r>
+              <w:rPr>
+                <w:rFonts w:ascii="Arial" w:cs="Arial" w:eastAsia="Arial" w:hAnsi="Arial"/>
+                <w:sz w:val="20"/>
+                <w:szCs w:val="20"/>
+              </w:rPr>
+              <w:br/>
+              <w:t xml:space="preserve"/>
+            </w:r>
+            <w:r>
+              <w:rPr>
+                <w:rFonts w:ascii="Arial" w:cs="Arial" w:eastAsia="Arial" w:hAnsi="Arial"/>
+                <w:b w:val="false"/>
+                <w:bCs w:val="false"/>
+                <w:i/>
+                <w:iCs/>
+                <w:color w:val="555555"/>
+                <w:sz w:val="20"/>
+                <w:szCs w:val="20"/>
+              </w:rPr>
+              <w:t xml:space="preserve">→ Pair-share your response, then 2–3 students share with the class.</w:t>
             </w:r>
           </w:p>
         </w:tc>
@@ -319,9 +515,9 @@
               <w:right w:val="single" w:color="CCCCCC" w:sz="1"/>
             </w:tcBorders>
             <w:tcMar>
-              <w:top w:type="dxa" w:w="60"/>
+              <w:top w:type="dxa" w:w="80"/>
               <w:left w:type="dxa" w:w="120"/>
-              <w:bottom w:type="dxa" w:w="60"/>
+              <w:bottom w:type="dxa" w:w="80"/>
               <w:right w:type="dxa" w:w="120"/>
             </w:tcMar>
           </w:tcPr>
@@ -348,20 +544,261 @@
               <w:right w:val="single" w:color="CCCCCC" w:sz="1"/>
             </w:tcBorders>
             <w:tcMar>
-              <w:top w:type="dxa" w:w="60"/>
+              <w:top w:type="dxa" w:w="80"/>
               <w:left w:type="dxa" w:w="120"/>
-              <w:bottom w:type="dxa" w:w="60"/>
+              <w:bottom w:type="dxa" w:w="80"/>
               <w:right w:type="dxa" w:w="120"/>
             </w:tcMar>
           </w:tcPr>
           <w:p>
-            <w:r>
-              <w:rPr>
-                <w:rFonts w:ascii="Arial" w:cs="Arial" w:eastAsia="Arial" w:hAnsi="Arial"/>
-                <w:sz w:val="20"/>
-                <w:szCs w:val="20"/>
-              </w:rPr>
-              <w:t xml:space="preserve">Mini Lesson: Custom Exceptions — Creating Your Own</w:t>
+            <w:pPr>
+              <w:spacing w:after="80" w:before="80"/>
+            </w:pPr>
+            <w:r>
+              <w:rPr>
+                <w:rFonts w:ascii="Arial" w:cs="Arial" w:eastAsia="Arial" w:hAnsi="Arial"/>
+                <w:b/>
+                <w:bCs/>
+                <w:i w:val="false"/>
+                <w:iCs w:val="false"/>
+                <w:color w:val="000000"/>
+                <w:sz w:val="22"/>
+                <w:szCs w:val="22"/>
+              </w:rPr>
+              <w:t xml:space="preserve">Mini Lesson: </w:t>
+            </w:r>
+            <w:r>
+              <w:rPr>
+                <w:rFonts w:ascii="Arial" w:cs="Arial" w:eastAsia="Arial" w:hAnsi="Arial"/>
+                <w:b w:val="false"/>
+                <w:bCs w:val="false"/>
+                <w:i w:val="false"/>
+                <w:iCs w:val="false"/>
+                <w:color w:val="000000"/>
+                <w:sz w:val="22"/>
+                <w:szCs w:val="22"/>
+              </w:rPr>
+              <w:t xml:space="preserve">Custom Exceptions — Creating Your Own</w:t>
+            </w:r>
+            <w:r>
+              <w:rPr>
+                <w:rFonts w:ascii="Arial" w:cs="Arial" w:eastAsia="Arial" w:hAnsi="Arial"/>
+                <w:sz w:val="20"/>
+                <w:szCs w:val="20"/>
+              </w:rPr>
+              <w:br/>
+              <w:t xml:space="preserve"/>
+            </w:r>
+            <w:r>
+              <w:rPr>
+                <w:rFonts w:ascii="Arial" w:cs="Arial" w:eastAsia="Arial" w:hAnsi="Arial"/>
+                <w:sz w:val="20"/>
+                <w:szCs w:val="20"/>
+              </w:rPr>
+              <w:br/>
+              <w:t xml:space="preserve"/>
+            </w:r>
+            <w:r>
+              <w:rPr>
+                <w:rFonts w:ascii="Arial" w:cs="Arial" w:eastAsia="Arial" w:hAnsi="Arial"/>
+                <w:b/>
+                <w:bCs/>
+                <w:i/>
+                <w:iCs/>
+                <w:color w:val="000000"/>
+                <w:sz w:val="20"/>
+                <w:szCs w:val="20"/>
+              </w:rPr>
+              <w:t xml:space="preserve">Learning Target: </w:t>
+            </w:r>
+            <w:r>
+              <w:rPr>
+                <w:rFonts w:ascii="Arial" w:cs="Arial" w:eastAsia="Arial" w:hAnsi="Arial"/>
+                <w:b w:val="false"/>
+                <w:bCs w:val="false"/>
+                <w:i/>
+                <w:iCs/>
+                <w:color w:val="333333"/>
+                <w:sz w:val="20"/>
+                <w:szCs w:val="20"/>
+              </w:rPr>
+              <w:t xml:space="preserve">I can create custom exception classes that inherit from Exception and use them in my programs.</w:t>
+            </w:r>
+            <w:r>
+              <w:rPr>
+                <w:rFonts w:ascii="Arial" w:cs="Arial" w:eastAsia="Arial" w:hAnsi="Arial"/>
+                <w:sz w:val="20"/>
+                <w:szCs w:val="20"/>
+              </w:rPr>
+              <w:br/>
+              <w:t xml:space="preserve"/>
+            </w:r>
+            <w:r>
+              <w:rPr>
+                <w:rFonts w:ascii="Arial" w:cs="Arial" w:eastAsia="Arial" w:hAnsi="Arial"/>
+                <w:sz w:val="20"/>
+                <w:szCs w:val="20"/>
+              </w:rPr>
+              <w:br/>
+              <w:t xml:space="preserve"/>
+            </w:r>
+            <w:r>
+              <w:rPr>
+                <w:rFonts w:ascii="Arial" w:cs="Arial" w:eastAsia="Arial" w:hAnsi="Arial"/>
+                <w:b w:val="false"/>
+                <w:bCs w:val="false"/>
+                <w:i w:val="false"/>
+                <w:iCs w:val="false"/>
+                <w:color w:val="000000"/>
+                <w:sz w:val="20"/>
+                <w:szCs w:val="20"/>
+              </w:rPr>
+              <w:t xml:space="preserve">Custom exceptions: Classes that inherit from Exception to represent specific error conditions in your program.</w:t>
+            </w:r>
+            <w:r>
+              <w:rPr>
+                <w:rFonts w:ascii="Arial" w:cs="Arial" w:eastAsia="Arial" w:hAnsi="Arial"/>
+                <w:sz w:val="20"/>
+                <w:szCs w:val="20"/>
+              </w:rPr>
+              <w:br/>
+              <w:t xml:space="preserve"/>
+            </w:r>
+            <w:r>
+              <w:rPr>
+                <w:rFonts w:ascii="Arial" w:cs="Arial" w:eastAsia="Arial" w:hAnsi="Arial"/>
+                <w:b w:val="false"/>
+                <w:bCs w:val="false"/>
+                <w:i w:val="false"/>
+                <w:iCs w:val="false"/>
+                <w:color w:val="000000"/>
+                <w:sz w:val="20"/>
+                <w:szCs w:val="20"/>
+              </w:rPr>
+              <w:t xml:space="preserve">Inheritance: Custom exceptions extend the Exception class using class MyException(Exception):.</w:t>
+            </w:r>
+            <w:r>
+              <w:rPr>
+                <w:rFonts w:ascii="Arial" w:cs="Arial" w:eastAsia="Arial" w:hAnsi="Arial"/>
+                <w:sz w:val="20"/>
+                <w:szCs w:val="20"/>
+              </w:rPr>
+              <w:br/>
+              <w:t xml:space="preserve"/>
+            </w:r>
+            <w:r>
+              <w:rPr>
+                <w:rFonts w:ascii="Arial" w:cs="Arial" w:eastAsia="Arial" w:hAnsi="Arial"/>
+                <w:sz w:val="20"/>
+                <w:szCs w:val="20"/>
+              </w:rPr>
+              <w:br/>
+              <w:t xml:space="preserve"/>
+            </w:r>
+            <w:r>
+              <w:rPr>
+                <w:rFonts w:ascii="Arial" w:cs="Arial" w:eastAsia="Arial" w:hAnsi="Arial"/>
+                <w:b/>
+                <w:bCs/>
+                <w:i w:val="false"/>
+                <w:iCs w:val="false"/>
+                <w:color w:val="000000"/>
+                <w:sz w:val="20"/>
+                <w:szCs w:val="20"/>
+              </w:rPr>
+              <w:t xml:space="preserve">Vocabulary: </w:t>
+            </w:r>
+            <w:r>
+              <w:rPr>
+                <w:rFonts w:ascii="Arial" w:cs="Arial" w:eastAsia="Arial" w:hAnsi="Arial"/>
+                <w:b w:val="false"/>
+                <w:bCs w:val="false"/>
+                <w:i w:val="false"/>
+                <w:iCs w:val="false"/>
+                <w:color w:val="000000"/>
+                <w:sz w:val="20"/>
+                <w:szCs w:val="20"/>
+              </w:rPr>
+              <w:t xml:space="preserve">Custom exceptions, Inheritance, Why create custom exceptions, __init__() method, raise custom exception, Catching custom exceptions</w:t>
+            </w:r>
+            <w:r>
+              <w:rPr>
+                <w:rFonts w:ascii="Arial" w:cs="Arial" w:eastAsia="Arial" w:hAnsi="Arial"/>
+                <w:sz w:val="20"/>
+                <w:szCs w:val="20"/>
+              </w:rPr>
+              <w:br/>
+              <w:t xml:space="preserve"/>
+            </w:r>
+            <w:r>
+              <w:rPr>
+                <w:rFonts w:ascii="Arial" w:cs="Arial" w:eastAsia="Arial" w:hAnsi="Arial"/>
+                <w:sz w:val="20"/>
+                <w:szCs w:val="20"/>
+              </w:rPr>
+              <w:br/>
+              <w:t xml:space="preserve"/>
+            </w:r>
+            <w:r>
+              <w:rPr>
+                <w:rFonts w:ascii="Arial" w:cs="Arial" w:eastAsia="Arial" w:hAnsi="Arial"/>
+                <w:b/>
+                <w:bCs/>
+                <w:i/>
+                <w:iCs/>
+                <w:color w:val="555555"/>
+                <w:sz w:val="20"/>
+                <w:szCs w:val="20"/>
+              </w:rPr>
+              <w:t xml:space="preserve">→ Live Demo — </w:t>
+            </w:r>
+            <w:r>
+              <w:rPr>
+                <w:rFonts w:ascii="Arial" w:cs="Arial" w:eastAsia="Arial" w:hAnsi="Arial"/>
+                <w:b w:val="false"/>
+                <w:bCs w:val="false"/>
+                <w:i/>
+                <w:iCs/>
+                <w:color w:val="555555"/>
+                <w:sz w:val="20"/>
+                <w:szCs w:val="20"/>
+              </w:rPr>
+              <w:t xml:space="preserve">type examples as students follow along in their own editor.</w:t>
+            </w:r>
+            <w:r>
+              <w:rPr>
+                <w:rFonts w:ascii="Arial" w:cs="Arial" w:eastAsia="Arial" w:hAnsi="Arial"/>
+                <w:sz w:val="20"/>
+                <w:szCs w:val="20"/>
+              </w:rPr>
+              <w:br/>
+              <w:t xml:space="preserve"/>
+            </w:r>
+            <w:r>
+              <w:rPr>
+                <w:rFonts w:ascii="Arial" w:cs="Arial" w:eastAsia="Arial" w:hAnsi="Arial"/>
+                <w:b/>
+                <w:bCs/>
+                <w:i/>
+                <w:iCs/>
+                <w:color w:val="555555"/>
+                <w:sz w:val="20"/>
+                <w:szCs w:val="20"/>
+              </w:rPr>
+              <w:t xml:space="preserve">→ Check for Understanding: </w:t>
+            </w:r>
+            <w:r>
+              <w:rPr>
+                <w:rFonts w:ascii="Arial" w:cs="Arial" w:eastAsia="Arial" w:hAnsi="Arial"/>
+                <w:b w:val="false"/>
+                <w:bCs w:val="false"/>
+                <w:i/>
+                <w:iCs/>
+                <w:color w:val="555555"/>
+                <w:sz w:val="20"/>
+                <w:szCs w:val="20"/>
+              </w:rPr>
+              <w:t xml:space="preserve">pause and cold-call: “Can someone explain what we just did in their own words?”</w:t>
             </w:r>
           </w:p>
         </w:tc>
@@ -377,9 +814,9 @@
               <w:right w:val="single" w:color="CCCCCC" w:sz="1"/>
             </w:tcBorders>
             <w:tcMar>
-              <w:top w:type="dxa" w:w="60"/>
+              <w:top w:type="dxa" w:w="80"/>
               <w:left w:type="dxa" w:w="120"/>
-              <w:bottom w:type="dxa" w:w="60"/>
+              <w:bottom w:type="dxa" w:w="80"/>
               <w:right w:type="dxa" w:w="120"/>
             </w:tcMar>
           </w:tcPr>
@@ -406,20 +843,90 @@
               <w:right w:val="single" w:color="CCCCCC" w:sz="1"/>
             </w:tcBorders>
             <w:tcMar>
-              <w:top w:type="dxa" w:w="60"/>
+              <w:top w:type="dxa" w:w="80"/>
               <w:left w:type="dxa" w:w="120"/>
-              <w:bottom w:type="dxa" w:w="60"/>
+              <w:bottom w:type="dxa" w:w="80"/>
               <w:right w:type="dxa" w:w="120"/>
             </w:tcMar>
           </w:tcPr>
           <w:p>
-            <w:r>
-              <w:rPr>
-                <w:rFonts w:ascii="Arial" w:cs="Arial" w:eastAsia="Arial" w:hAnsi="Arial"/>
-                <w:sz w:val="20"/>
-                <w:szCs w:val="20"/>
+            <w:pPr>
+              <w:spacing w:after="80" w:before="80"/>
+            </w:pPr>
+            <w:r>
+              <w:rPr>
+                <w:rFonts w:ascii="Arial" w:cs="Arial" w:eastAsia="Arial" w:hAnsi="Arial"/>
+                <w:b/>
+                <w:bCs/>
+                <w:i w:val="false"/>
+                <w:iCs w:val="false"/>
+                <w:color w:val="000000"/>
+                <w:sz w:val="22"/>
+                <w:szCs w:val="22"/>
               </w:rPr>
               <w:t xml:space="preserve">Guided Practice</w:t>
+            </w:r>
+            <w:r>
+              <w:rPr>
+                <w:rFonts w:ascii="Arial" w:cs="Arial" w:eastAsia="Arial" w:hAnsi="Arial"/>
+                <w:sz w:val="20"/>
+                <w:szCs w:val="20"/>
+              </w:rPr>
+              <w:br/>
+              <w:t xml:space="preserve"/>
+            </w:r>
+            <w:r>
+              <w:rPr>
+                <w:rFonts w:ascii="Arial" w:cs="Arial" w:eastAsia="Arial" w:hAnsi="Arial"/>
+                <w:sz w:val="20"/>
+                <w:szCs w:val="20"/>
+              </w:rPr>
+              <w:br/>
+              <w:t xml:space="preserve"/>
+            </w:r>
+            <w:r>
+              <w:rPr>
+                <w:rFonts w:ascii="Arial" w:cs="Arial" w:eastAsia="Arial" w:hAnsi="Arial"/>
+                <w:b w:val="false"/>
+                <w:bCs w:val="false"/>
+                <w:i w:val="false"/>
+                <w:iCs w:val="false"/>
+                <w:color w:val="000000"/>
+                <w:sz w:val="20"/>
+                <w:szCs w:val="20"/>
+              </w:rPr>
+              <w:t xml:space="preserve">Activity: Custom Exception System</w:t>
+            </w:r>
+            <w:r>
+              <w:rPr>
+                <w:rFonts w:ascii="Arial" w:cs="Arial" w:eastAsia="Arial" w:hAnsi="Arial"/>
+                <w:sz w:val="20"/>
+                <w:szCs w:val="20"/>
+              </w:rPr>
+              <w:br/>
+              <w:t xml:space="preserve"/>
+            </w:r>
+            <w:r>
+              <w:rPr>
+                <w:rFonts w:ascii="Arial" w:cs="Arial" w:eastAsia="Arial" w:hAnsi="Arial"/>
+                <w:sz w:val="20"/>
+                <w:szCs w:val="20"/>
+              </w:rPr>
+              <w:br/>
+              <w:t xml:space="preserve"/>
+            </w:r>
+            <w:r>
+              <w:rPr>
+                <w:rFonts w:ascii="Arial" w:cs="Arial" w:eastAsia="Arial" w:hAnsi="Arial"/>
+                <w:b w:val="false"/>
+                <w:bCs w:val="false"/>
+                <w:i/>
+                <w:iCs/>
+                <w:color w:val="555555"/>
+                <w:sz w:val="20"/>
+                <w:szCs w:val="20"/>
+              </w:rPr>
+              <w:t xml:space="preserve">→ Teacher models — students try alongside, then compare results.</w:t>
             </w:r>
           </w:p>
         </w:tc>
@@ -435,9 +942,9 @@
               <w:right w:val="single" w:color="CCCCCC" w:sz="1"/>
             </w:tcBorders>
             <w:tcMar>
-              <w:top w:type="dxa" w:w="60"/>
+              <w:top w:type="dxa" w:w="80"/>
               <w:left w:type="dxa" w:w="120"/>
-              <w:bottom w:type="dxa" w:w="60"/>
+              <w:bottom w:type="dxa" w:w="80"/>
               <w:right w:type="dxa" w:w="120"/>
             </w:tcMar>
           </w:tcPr>
@@ -450,7 +957,7 @@
                 <w:sz w:val="20"/>
                 <w:szCs w:val="20"/>
               </w:rPr>
-              <w:t xml:space="preserve">15-20 min</w:t>
+              <w:t xml:space="preserve">15–20 min</w:t>
             </w:r>
           </w:p>
         </w:tc>
@@ -464,20 +971,164 @@
               <w:right w:val="single" w:color="CCCCCC" w:sz="1"/>
             </w:tcBorders>
             <w:tcMar>
-              <w:top w:type="dxa" w:w="60"/>
+              <w:top w:type="dxa" w:w="80"/>
               <w:left w:type="dxa" w:w="120"/>
-              <w:bottom w:type="dxa" w:w="60"/>
+              <w:bottom w:type="dxa" w:w="80"/>
               <w:right w:type="dxa" w:w="120"/>
             </w:tcMar>
           </w:tcPr>
           <w:p>
-            <w:r>
-              <w:rPr>
-                <w:rFonts w:ascii="Arial" w:cs="Arial" w:eastAsia="Arial" w:hAnsi="Arial"/>
-                <w:sz w:val="20"/>
-                <w:szCs w:val="20"/>
+            <w:pPr>
+              <w:spacing w:after="80" w:before="80"/>
+            </w:pPr>
+            <w:r>
+              <w:rPr>
+                <w:rFonts w:ascii="Arial" w:cs="Arial" w:eastAsia="Arial" w:hAnsi="Arial"/>
+                <w:b/>
+                <w:bCs/>
+                <w:i w:val="false"/>
+                <w:iCs w:val="false"/>
+                <w:color w:val="000000"/>
+                <w:sz w:val="22"/>
+                <w:szCs w:val="22"/>
               </w:rPr>
               <w:t xml:space="preserve">Independent Practice / Code Along</w:t>
+            </w:r>
+            <w:r>
+              <w:rPr>
+                <w:rFonts w:ascii="Arial" w:cs="Arial" w:eastAsia="Arial" w:hAnsi="Arial"/>
+                <w:sz w:val="20"/>
+                <w:szCs w:val="20"/>
+              </w:rPr>
+              <w:br/>
+              <w:t xml:space="preserve"/>
+            </w:r>
+            <w:r>
+              <w:rPr>
+                <w:rFonts w:ascii="Arial" w:cs="Arial" w:eastAsia="Arial" w:hAnsi="Arial"/>
+                <w:b/>
+                <w:bCs/>
+                <w:i w:val="false"/>
+                <w:iCs w:val="false"/>
+                <w:color w:val="000000"/>
+                <w:sz w:val="20"/>
+                <w:szCs w:val="20"/>
+              </w:rPr>
+              <w:t xml:space="preserve">    Beginner: </w:t>
+            </w:r>
+            <w:r>
+              <w:rPr>
+                <w:rFonts w:ascii="Arial" w:cs="Arial" w:eastAsia="Arial" w:hAnsi="Arial"/>
+                <w:b w:val="false"/>
+                <w:bCs w:val="false"/>
+                <w:i w:val="false"/>
+                <w:iCs w:val="false"/>
+                <w:color w:val="000000"/>
+                <w:sz w:val="20"/>
+                <w:szCs w:val="20"/>
+              </w:rPr>
+              <w:t xml:space="preserve">Create a custom exception class called NegativeNumberError and write a function that raises it when given a negative number.</w:t>
+            </w:r>
+            <w:r>
+              <w:rPr>
+                <w:rFonts w:ascii="Arial" w:cs="Arial" w:eastAsia="Arial" w:hAnsi="Arial"/>
+                <w:sz w:val="20"/>
+                <w:szCs w:val="20"/>
+              </w:rPr>
+              <w:br/>
+              <w:t xml:space="preserve"/>
+            </w:r>
+            <w:r>
+              <w:rPr>
+                <w:rFonts w:ascii="Arial" w:cs="Arial" w:eastAsia="Arial" w:hAnsi="Arial"/>
+                <w:b/>
+                <w:bCs/>
+                <w:i w:val="false"/>
+                <w:iCs w:val="false"/>
+                <w:color w:val="000000"/>
+                <w:sz w:val="20"/>
+                <w:szCs w:val="20"/>
+              </w:rPr>
+              <w:t xml:space="preserve">    Intermediate: </w:t>
+            </w:r>
+            <w:r>
+              <w:rPr>
+                <w:rFonts w:ascii="Arial" w:cs="Arial" w:eastAsia="Arial" w:hAnsi="Arial"/>
+                <w:b w:val="false"/>
+                <w:bCs w:val="false"/>
+                <w:i w:val="false"/>
+                <w:iCs w:val="false"/>
+                <w:color w:val="000000"/>
+                <w:sz w:val="20"/>
+                <w:szCs w:val="20"/>
+              </w:rPr>
+              <w:t xml:space="preserve">Create multiple custom exceptions for a simple login system (InvalidUsername, IncorrectPassword, AccountLocked). Write a login function that…</w:t>
+            </w:r>
+            <w:r>
+              <w:rPr>
+                <w:rFonts w:ascii="Arial" w:cs="Arial" w:eastAsia="Arial" w:hAnsi="Arial"/>
+                <w:sz w:val="20"/>
+                <w:szCs w:val="20"/>
+              </w:rPr>
+              <w:br/>
+              <w:t xml:space="preserve"/>
+            </w:r>
+            <w:r>
+              <w:rPr>
+                <w:rFonts w:ascii="Arial" w:cs="Arial" w:eastAsia="Arial" w:hAnsi="Arial"/>
+                <w:b/>
+                <w:bCs/>
+                <w:i w:val="false"/>
+                <w:iCs w:val="false"/>
+                <w:color w:val="000000"/>
+                <w:sz w:val="20"/>
+                <w:szCs w:val="20"/>
+              </w:rPr>
+              <w:t xml:space="preserve">    Challenge: </w:t>
+            </w:r>
+            <w:r>
+              <w:rPr>
+                <w:rFonts w:ascii="Arial" w:cs="Arial" w:eastAsia="Arial" w:hAnsi="Arial"/>
+                <w:b w:val="false"/>
+                <w:bCs w:val="false"/>
+                <w:i w:val="false"/>
+                <w:iCs w:val="false"/>
+                <w:color w:val="000000"/>
+                <w:sz w:val="20"/>
+                <w:szCs w:val="20"/>
+              </w:rPr>
+              <w:t xml:space="preserve">Create a custom exception hierarchy with a parent DataValidationError and children (RangeError, TypeMismatchError, DuplicateError). Implemen…</w:t>
+            </w:r>
+            <w:r>
+              <w:rPr>
+                <w:rFonts w:ascii="Arial" w:cs="Arial" w:eastAsia="Arial" w:hAnsi="Arial"/>
+                <w:sz w:val="20"/>
+                <w:szCs w:val="20"/>
+              </w:rPr>
+              <w:br/>
+              <w:t xml:space="preserve"/>
+            </w:r>
+            <w:r>
+              <w:rPr>
+                <w:rFonts w:ascii="Arial" w:cs="Arial" w:eastAsia="Arial" w:hAnsi="Arial"/>
+                <w:sz w:val="20"/>
+                <w:szCs w:val="20"/>
+              </w:rPr>
+              <w:br/>
+              <w:t xml:space="preserve"/>
+            </w:r>
+            <w:r>
+              <w:rPr>
+                <w:rFonts w:ascii="Arial" w:cs="Arial" w:eastAsia="Arial" w:hAnsi="Arial"/>
+                <w:b w:val="false"/>
+                <w:bCs w:val="false"/>
+                <w:i/>
+                <w:iCs/>
+                <w:color w:val="555555"/>
+                <w:sz w:val="20"/>
+                <w:szCs w:val="20"/>
+              </w:rPr>
+              <w:t xml:space="preserve">→ Teacher circulates — offer hints, check for understanding.</w:t>
             </w:r>
           </w:p>
         </w:tc>
@@ -493,9 +1144,9 @@
               <w:right w:val="single" w:color="CCCCCC" w:sz="1"/>
             </w:tcBorders>
             <w:tcMar>
-              <w:top w:type="dxa" w:w="60"/>
+              <w:top w:type="dxa" w:w="80"/>
               <w:left w:type="dxa" w:w="120"/>
-              <w:bottom w:type="dxa" w:w="60"/>
+              <w:bottom w:type="dxa" w:w="80"/>
               <w:right w:type="dxa" w:w="120"/>
             </w:tcMar>
           </w:tcPr>
@@ -522,20 +1173,90 @@
               <w:right w:val="single" w:color="CCCCCC" w:sz="1"/>
             </w:tcBorders>
             <w:tcMar>
-              <w:top w:type="dxa" w:w="60"/>
+              <w:top w:type="dxa" w:w="80"/>
               <w:left w:type="dxa" w:w="120"/>
-              <w:bottom w:type="dxa" w:w="60"/>
+              <w:bottom w:type="dxa" w:w="80"/>
               <w:right w:type="dxa" w:w="120"/>
             </w:tcMar>
           </w:tcPr>
           <w:p>
-            <w:r>
-              <w:rPr>
-                <w:rFonts w:ascii="Arial" w:cs="Arial" w:eastAsia="Arial" w:hAnsi="Arial"/>
-                <w:sz w:val="20"/>
-                <w:szCs w:val="20"/>
+            <w:pPr>
+              <w:spacing w:after="80" w:before="80"/>
+            </w:pPr>
+            <w:r>
+              <w:rPr>
+                <w:rFonts w:ascii="Arial" w:cs="Arial" w:eastAsia="Arial" w:hAnsi="Arial"/>
+                <w:b/>
+                <w:bCs/>
+                <w:i w:val="false"/>
+                <w:iCs w:val="false"/>
+                <w:color w:val="000000"/>
+                <w:sz w:val="22"/>
+                <w:szCs w:val="22"/>
               </w:rPr>
               <w:t xml:space="preserve">Exit Ticket / Wrap-Up</w:t>
+            </w:r>
+            <w:r>
+              <w:rPr>
+                <w:rFonts w:ascii="Arial" w:cs="Arial" w:eastAsia="Arial" w:hAnsi="Arial"/>
+                <w:sz w:val="20"/>
+                <w:szCs w:val="20"/>
+              </w:rPr>
+              <w:br/>
+              <w:t xml:space="preserve"/>
+            </w:r>
+            <w:r>
+              <w:rPr>
+                <w:rFonts w:ascii="Arial" w:cs="Arial" w:eastAsia="Arial" w:hAnsi="Arial"/>
+                <w:sz w:val="20"/>
+                <w:szCs w:val="20"/>
+              </w:rPr>
+              <w:br/>
+              <w:t xml:space="preserve"/>
+            </w:r>
+            <w:r>
+              <w:rPr>
+                <w:rFonts w:ascii="Arial" w:cs="Arial" w:eastAsia="Arial" w:hAnsi="Arial"/>
+                <w:b w:val="false"/>
+                <w:bCs w:val="false"/>
+                <w:i w:val="false"/>
+                <w:iCs w:val="false"/>
+                <w:color w:val="000000"/>
+                <w:sz w:val="20"/>
+                <w:szCs w:val="20"/>
+              </w:rPr>
+              <w:t xml:space="preserve">Quick Check: Create custom exception classes that inherit from Exception and use them in my programs?</w:t>
+            </w:r>
+            <w:r>
+              <w:rPr>
+                <w:rFonts w:ascii="Arial" w:cs="Arial" w:eastAsia="Arial" w:hAnsi="Arial"/>
+                <w:sz w:val="20"/>
+                <w:szCs w:val="20"/>
+              </w:rPr>
+              <w:br/>
+              <w:t xml:space="preserve"/>
+            </w:r>
+            <w:r>
+              <w:rPr>
+                <w:rFonts w:ascii="Arial" w:cs="Arial" w:eastAsia="Arial" w:hAnsi="Arial"/>
+                <w:sz w:val="20"/>
+                <w:szCs w:val="20"/>
+              </w:rPr>
+              <w:br/>
+              <w:t xml:space="preserve"/>
+            </w:r>
+            <w:r>
+              <w:rPr>
+                <w:rFonts w:ascii="Arial" w:cs="Arial" w:eastAsia="Arial" w:hAnsi="Arial"/>
+                <w:b w:val="false"/>
+                <w:bCs w:val="false"/>
+                <w:i/>
+                <w:iCs/>
+                <w:color w:val="555555"/>
+                <w:sz w:val="20"/>
+                <w:szCs w:val="20"/>
+              </w:rPr>
+              <w:t xml:space="preserve">→ 3–2–1: Name 3 things learned, 2 new vocab words, 1 question you still have.</w:t>
             </w:r>
           </w:p>
         </w:tc>
@@ -710,19 +1431,6 @@
                 <w:sz w:val="18"/>
                 <w:szCs w:val="18"/>
               </w:rPr>
-              <w:t xml:space="preserve"># Example 1: Simple custom exception</w:t>
-            </w:r>
-          </w:p>
-          <w:p>
-            <w:pPr>
-              <w:spacing w:after="20"/>
-            </w:pPr>
-            <w:r>
-              <w:rPr>
-                <w:rFonts w:ascii="Courier New" w:cs="Courier New" w:eastAsia="Courier New" w:hAnsi="Courier New"/>
-                <w:sz w:val="18"/>
-                <w:szCs w:val="18"/>
-              </w:rPr>
               <w:t xml:space="preserve">class InvalidScoreError(Exception):</w:t>
             </w:r>
           </w:p>
@@ -892,7 +1600,7 @@
                 <w:sz w:val="18"/>
                 <w:szCs w:val="18"/>
               </w:rPr>
-              <w:t xml:space="preserve"># Example 2: Custom exception with __init__</w:t>
+              <w:t xml:space="preserve"> </w:t>
             </w:r>
           </w:p>
           <w:p>
@@ -1126,7 +1834,7 @@
                 <w:sz w:val="18"/>
                 <w:szCs w:val="18"/>
               </w:rPr>
-              <w:t xml:space="preserve"># Example 3: Multiple custom exceptions</w:t>
+              <w:t xml:space="preserve"> </w:t>
             </w:r>
           </w:p>
           <w:p>
@@ -1581,7 +2289,7 @@
                 <w:sz w:val="18"/>
                 <w:szCs w:val="18"/>
               </w:rPr>
-              <w:t xml:space="preserve"># Example 4: Exception hierarchy</w:t>
+              <w:t xml:space="preserve"> </w:t>
             </w:r>
           </w:p>
           <w:p>
@@ -1984,7 +2692,7 @@
                 <w:sz w:val="18"/>
                 <w:szCs w:val="18"/>
               </w:rPr>
-              <w:t xml:space="preserve"># Example 5: Custom exception with context</w:t>
+              <w:t xml:space="preserve"> </w:t>
             </w:r>
           </w:p>
           <w:p>
@@ -2205,7 +2913,7 @@
                 <w:sz w:val="18"/>
                 <w:szCs w:val="18"/>
               </w:rPr>
-              <w:t xml:space="preserve"># Example 6: Catching parent and child exceptions</w:t>
+              <w:t xml:space="preserve"> </w:t>
             </w:r>
           </w:p>
           <w:p>
@@ -2543,7 +3251,7 @@
                 <w:sz w:val="18"/>
                 <w:szCs w:val="18"/>
               </w:rPr>
-              <w:t xml:space="preserve"># Example 7: Chaining exceptions (showing context)</w:t>
+              <w:t xml:space="preserve"> </w:t>
             </w:r>
           </w:p>
           <w:p>
@@ -3327,19 +4035,6 @@
                 <w:sz w:val="18"/>
                 <w:szCs w:val="18"/>
               </w:rPr>
-              <w:t xml:space="preserve"># Problem 1</w:t>
-            </w:r>
-          </w:p>
-          <w:p>
-            <w:pPr>
-              <w:spacing w:after="20"/>
-            </w:pPr>
-            <w:r>
-              <w:rPr>
-                <w:rFonts w:ascii="Courier New" w:cs="Courier New" w:eastAsia="Courier New" w:hAnsi="Courier New"/>
-                <w:sz w:val="18"/>
-                <w:szCs w:val="18"/>
-              </w:rPr>
               <w:t xml:space="preserve">class NegativeNumberError(Exception):</w:t>
             </w:r>
           </w:p>
@@ -3509,7 +4204,7 @@
                 <w:sz w:val="18"/>
                 <w:szCs w:val="18"/>
               </w:rPr>
-              <w:t xml:space="preserve"># Problem 2</w:t>
+              <w:t xml:space="preserve"> </w:t>
             </w:r>
           </w:p>
           <w:p>
@@ -3873,7 +4568,7 @@
                 <w:sz w:val="18"/>
                 <w:szCs w:val="18"/>
               </w:rPr>
-              <w:t xml:space="preserve"># Problem 3</w:t>
+              <w:t xml:space="preserve"> </w:t>
             </w:r>
           </w:p>
           <w:p>
@@ -4278,58 +4973,6 @@
                 <w:sz w:val="18"/>
                 <w:szCs w:val="18"/>
               </w:rPr>
-              <w:t xml:space="preserve">---</w:t>
-            </w:r>
-          </w:p>
-          <w:p>
-            <w:pPr>
-              <w:spacing w:after="20"/>
-            </w:pPr>
-            <w:r>
-              <w:rPr>
-                <w:rFonts w:ascii="Courier New" w:cs="Courier New" w:eastAsia="Courier New" w:hAnsi="Courier New"/>
-                <w:sz w:val="18"/>
-                <w:szCs w:val="18"/>
-              </w:rPr>
-              <w:t xml:space="preserve"> </w:t>
-            </w:r>
-          </w:p>
-          <w:p>
-            <w:pPr>
-              <w:spacing w:after="20"/>
-            </w:pPr>
-            <w:r>
-              <w:rPr>
-                <w:rFonts w:ascii="Courier New" w:cs="Courier New" w:eastAsia="Courier New" w:hAnsi="Courier New"/>
-                <w:sz w:val="18"/>
-                <w:szCs w:val="18"/>
-              </w:rPr>
-              <w:t xml:space="preserve">## Guided Practice</w:t>
-            </w:r>
-          </w:p>
-          <w:p>
-            <w:pPr>
-              <w:spacing w:after="20"/>
-            </w:pPr>
-            <w:r>
-              <w:rPr>
-                <w:rFonts w:ascii="Courier New" w:cs="Courier New" w:eastAsia="Courier New" w:hAnsi="Courier New"/>
-                <w:sz w:val="18"/>
-                <w:szCs w:val="18"/>
-              </w:rPr>
-              <w:t xml:space="preserve"> </w:t>
-            </w:r>
-          </w:p>
-          <w:p>
-            <w:pPr>
-              <w:spacing w:after="20"/>
-            </w:pPr>
-            <w:r>
-              <w:rPr>
-                <w:rFonts w:ascii="Courier New" w:cs="Courier New" w:eastAsia="Courier New" w:hAnsi="Courier New"/>
-                <w:sz w:val="18"/>
-                <w:szCs w:val="18"/>
-              </w:rPr>
               <w:t xml:space="preserve">1. **Create a JSON file** named `books.json` containing at least 2 books with fields: title, author, and year.</w:t>
             </w:r>
           </w:p>
@@ -4408,45 +5051,6 @@
                 <w:sz w:val="18"/>
                 <w:szCs w:val="18"/>
               </w:rPr>
-              <w:t xml:space="preserve">---</w:t>
-            </w:r>
-          </w:p>
-          <w:p>
-            <w:pPr>
-              <w:spacing w:after="20"/>
-            </w:pPr>
-            <w:r>
-              <w:rPr>
-                <w:rFonts w:ascii="Courier New" w:cs="Courier New" w:eastAsia="Courier New" w:hAnsi="Courier New"/>
-                <w:sz w:val="18"/>
-                <w:szCs w:val="18"/>
-              </w:rPr>
-              <w:t xml:space="preserve"> </w:t>
-            </w:r>
-          </w:p>
-          <w:p>
-            <w:pPr>
-              <w:spacing w:after="20"/>
-            </w:pPr>
-            <w:r>
-              <w:rPr>
-                <w:rFonts w:ascii="Courier New" w:cs="Courier New" w:eastAsia="Courier New" w:hAnsi="Courier New"/>
-                <w:sz w:val="18"/>
-                <w:szCs w:val="18"/>
-              </w:rPr>
-              <w:t xml:space="preserve">## Practice Problems</w:t>
-            </w:r>
-          </w:p>
-          <w:p>
-            <w:pPr>
-              <w:spacing w:after="20"/>
-            </w:pPr>
-            <w:r>
-              <w:rPr>
-                <w:rFonts w:ascii="Courier New" w:cs="Courier New" w:eastAsia="Courier New" w:hAnsi="Courier New"/>
-                <w:sz w:val="18"/>
-                <w:szCs w:val="18"/>
-              </w:rPr>
               <w:t xml:space="preserve"> </w:t>
             </w:r>
           </w:p>
@@ -4538,111 +5142,46 @@
                 <w:sz w:val="18"/>
                 <w:szCs w:val="18"/>
               </w:rPr>
-              <w:t xml:space="preserve">&lt;details&gt;</w:t>
-            </w:r>
-          </w:p>
-          <w:p>
-            <w:pPr>
-              <w:spacing w:after="20"/>
-            </w:pPr>
-            <w:r>
-              <w:rPr>
-                <w:rFonts w:ascii="Courier New" w:cs="Courier New" w:eastAsia="Courier New" w:hAnsi="Courier New"/>
-                <w:sz w:val="18"/>
-                <w:szCs w:val="18"/>
-              </w:rPr>
-              <w:t xml:space="preserve">&lt;summary&gt;💡 Hints&lt;/summary&gt;</w:t>
-            </w:r>
-          </w:p>
-          <w:p>
-            <w:pPr>
-              <w:spacing w:after="20"/>
-            </w:pPr>
-            <w:r>
-              <w:rPr>
-                <w:rFonts w:ascii="Courier New" w:cs="Courier New" w:eastAsia="Courier New" w:hAnsi="Courier New"/>
-                <w:sz w:val="18"/>
-                <w:szCs w:val="18"/>
-              </w:rPr>
-              <w:t xml:space="preserve">- Beginner: Use `json.load()` with an open file object, then access the dict key.</w:t>
-            </w:r>
-          </w:p>
-          <w:p>
-            <w:pPr>
-              <w:spacing w:after="20"/>
-            </w:pPr>
-            <w:r>
-              <w:rPr>
-                <w:rFonts w:ascii="Courier New" w:cs="Courier New" w:eastAsia="Courier New" w:hAnsi="Courier New"/>
-                <w:sz w:val="18"/>
-                <w:szCs w:val="18"/>
-              </w:rPr>
-              <w:t xml:space="preserve">- Intermediate: The JSON file contains a list; loop through it, sum the prices.</w:t>
-            </w:r>
-          </w:p>
-          <w:p>
-            <w:pPr>
-              <w:spacing w:after="20"/>
-            </w:pPr>
-            <w:r>
-              <w:rPr>
-                <w:rFonts w:ascii="Courier New" w:cs="Courier New" w:eastAsia="Courier New" w:hAnsi="Courier New"/>
-                <w:sz w:val="18"/>
-                <w:szCs w:val="18"/>
-              </w:rPr>
-              <w:t xml:space="preserve">- Challenge: Read the file, modify the structure (append to a list or add a key), then write back with `json.dump()`.</w:t>
-            </w:r>
-          </w:p>
-          <w:p>
-            <w:pPr>
-              <w:spacing w:after="20"/>
-            </w:pPr>
-            <w:r>
-              <w:rPr>
-                <w:rFonts w:ascii="Courier New" w:cs="Courier New" w:eastAsia="Courier New" w:hAnsi="Courier New"/>
-                <w:sz w:val="18"/>
-                <w:szCs w:val="18"/>
-              </w:rPr>
-              <w:t xml:space="preserve">&lt;/details&gt;</w:t>
-            </w:r>
-          </w:p>
-          <w:p>
-            <w:pPr>
-              <w:spacing w:after="20"/>
-            </w:pPr>
-            <w:r>
-              <w:rPr>
-                <w:rFonts w:ascii="Courier New" w:cs="Courier New" w:eastAsia="Courier New" w:hAnsi="Courier New"/>
-                <w:sz w:val="18"/>
-                <w:szCs w:val="18"/>
-              </w:rPr>
-              <w:t xml:space="preserve"> </w:t>
-            </w:r>
-          </w:p>
-          <w:p>
-            <w:pPr>
-              <w:spacing w:after="20"/>
-            </w:pPr>
-            <w:r>
-              <w:rPr>
-                <w:rFonts w:ascii="Courier New" w:cs="Courier New" w:eastAsia="Courier New" w:hAnsi="Courier New"/>
-                <w:sz w:val="18"/>
-                <w:szCs w:val="18"/>
-              </w:rPr>
-              <w:t xml:space="preserve">&lt;details&gt;</w:t>
-            </w:r>
-          </w:p>
-          <w:p>
-            <w:pPr>
-              <w:spacing w:after="20"/>
-            </w:pPr>
-            <w:r>
-              <w:rPr>
-                <w:rFonts w:ascii="Courier New" w:cs="Courier New" w:eastAsia="Courier New" w:hAnsi="Courier New"/>
-                <w:sz w:val="18"/>
-                <w:szCs w:val="18"/>
-              </w:rPr>
-              <w:t xml:space="preserve">&lt;summary&gt;✅ Sample Answers&lt;/summary&gt;</w:t>
+              <w:t xml:space="preserve"> </w:t>
+            </w:r>
+          </w:p>
+          <w:p>
+            <w:pPr>
+              <w:spacing w:after="20"/>
+            </w:pPr>
+            <w:r>
+              <w:rPr>
+                <w:rFonts w:ascii="Courier New" w:cs="Courier New" w:eastAsia="Courier New" w:hAnsi="Courier New"/>
+                <w:sz w:val="18"/>
+                <w:szCs w:val="18"/>
+              </w:rPr>
+              <w:t xml:space="preserve"> </w:t>
+            </w:r>
+          </w:p>
+          <w:p>
+            <w:pPr>
+              <w:spacing w:after="20"/>
+            </w:pPr>
+            <w:r>
+              <w:rPr>
+                <w:rFonts w:ascii="Courier New" w:cs="Courier New" w:eastAsia="Courier New" w:hAnsi="Courier New"/>
+                <w:sz w:val="18"/>
+                <w:szCs w:val="18"/>
+              </w:rPr>
+              <w:t xml:space="preserve"> </w:t>
+            </w:r>
+          </w:p>
+          <w:p>
+            <w:pPr>
+              <w:spacing w:after="20"/>
+            </w:pPr>
+            <w:r>
+              <w:rPr>
+                <w:rFonts w:ascii="Courier New" w:cs="Courier New" w:eastAsia="Courier New" w:hAnsi="Courier New"/>
+                <w:sz w:val="18"/>
+                <w:szCs w:val="18"/>
+              </w:rPr>
+              <w:t xml:space="preserve">✅ Sample Answers</w:t>
             </w:r>
           </w:p>
         </w:tc>
@@ -4866,76 +5405,7 @@
           <w:sz w:val="20"/>
           <w:szCs w:val="20"/>
         </w:rPr>
-        <w:t xml:space="preserve">Challenge: Create a custom exception hierarchy with a parent DataValidationError and children (RangeError, TypeMismatchError, DuplicateError). Implement a data validation function that uses all three. &lt;details&gt; &lt;summary&gt;💡 Hints&lt;/summary&gt;</w:t>
-      </w:r>
-    </w:p>
-    <w:p>
-      <w:pPr>
-        <w:spacing w:after="80"/>
-      </w:pPr>
-      <w:r>
-        <w:rPr>
-          <w:rFonts w:ascii="Arial" w:cs="Arial" w:eastAsia="Arial" w:hAnsi="Arial"/>
-          <w:b/>
-          <w:bCs/>
-          <w:sz w:val="20"/>
-          <w:szCs w:val="20"/>
-        </w:rPr>
-        <w:t xml:space="preserve">Problem 4: </w:t>
-      </w:r>
-      <w:r>
-        <w:rPr>
-          <w:rFonts w:ascii="Arial" w:cs="Arial" w:eastAsia="Arial" w:hAnsi="Arial"/>
-          <w:sz w:val="20"/>
-          <w:szCs w:val="20"/>
-        </w:rPr>
-        <w:t xml:space="preserve">: - Define class NegativeNumberError(Exception): pass. - Check the input in your function. - Raise the exception with a message.</w:t>
-      </w:r>
-    </w:p>
-    <w:p>
-      <w:pPr>
-        <w:spacing w:after="80"/>
-      </w:pPr>
-      <w:r>
-        <w:rPr>
-          <w:rFonts w:ascii="Arial" w:cs="Arial" w:eastAsia="Arial" w:hAnsi="Arial"/>
-          <w:b/>
-          <w:bCs/>
-          <w:sz w:val="20"/>
-          <w:szCs w:val="20"/>
-        </w:rPr>
-        <w:t xml:space="preserve">Problem 5: </w:t>
-      </w:r>
-      <w:r>
-        <w:rPr>
-          <w:rFonts w:ascii="Arial" w:cs="Arial" w:eastAsia="Arial" w:hAnsi="Arial"/>
-          <w:sz w:val="20"/>
-          <w:szCs w:val="20"/>
-        </w:rPr>
-        <w:t xml:space="preserve">: - Create three separate exception classes. - In the login function, check username, password, and locked status. - Raise appropriate exception for each case.</w:t>
-      </w:r>
-    </w:p>
-    <w:p>
-      <w:pPr>
-        <w:spacing w:after="80"/>
-      </w:pPr>
-      <w:r>
-        <w:rPr>
-          <w:rFonts w:ascii="Arial" w:cs="Arial" w:eastAsia="Arial" w:hAnsi="Arial"/>
-          <w:b/>
-          <w:bCs/>
-          <w:sz w:val="20"/>
-          <w:szCs w:val="20"/>
-        </w:rPr>
-        <w:t xml:space="preserve">Problem 6: </w:t>
-      </w:r>
-      <w:r>
-        <w:rPr>
-          <w:rFonts w:ascii="Arial" w:cs="Arial" w:eastAsia="Arial" w:hAnsi="Arial"/>
-          <w:sz w:val="20"/>
-          <w:szCs w:val="20"/>
-        </w:rPr>
-        <w:t xml:space="preserve">: - Create parent class that inherits from Exception. - Create three child classes that inherit from the parent. - Implement validation checks for each error type. &lt;/details&gt;     print(students) # Example 2: Write Python dict to JSON file data = {     "name": "Alice",     "age": 16,     "grades": [9</w:t>
+        <w:t xml:space="preserve">Challenge: Create a custom exception hierarchy with a parent DataValidationError and children (RangeError, TypeMismatchError, DuplicateError). Implement a data validation function that uses all three.     print(students) # Example 2: Write Python dict to JSON file data = {     "name": "Alice",     "</w:t>
       </w:r>
     </w:p>
     <w:p>

--- a/Coding 2 - year/Unit 4 - File IO & Data Processing/Daily Lesson Plans/Word/Day 10.docx
+++ b/Coding 2 - year/Unit 4 - File IO & Data Processing/Daily Lesson Plans/Word/Day 10.docx
@@ -380,7 +380,7 @@
                 <w:sz w:val="20"/>
                 <w:szCs w:val="20"/>
               </w:rPr>
-              <w:t xml:space="preserve">    What do you already know about how to create custom exception classes that inherit from Exception and use them in my programs?</w:t>
+              <w:t xml:space="preserve">    If you were going to create custom exception classes that inherit from Exception and use them in my programs, what pieces or steps would you need? Brainstorm a quick list.</w:t>
             </w:r>
             <w:r>
               <w:rPr>
@@ -477,7 +477,7 @@
                 <w:sz w:val="20"/>
                 <w:szCs w:val="20"/>
               </w:rPr>
-              <w:t xml:space="preserve">Today's Goal: By the end of class you will be able to create custom exception classes that inherit from Exception and use them in my programs.</w:t>
+              <w:t xml:space="preserve">Today’s Goal: By the end of class you will be able to create custom exception classes that inherit from Exception and use them in my programs.</w:t>
             </w:r>
             <w:r>
               <w:rPr>
@@ -1225,7 +1225,7 @@
                 <w:sz w:val="20"/>
                 <w:szCs w:val="20"/>
               </w:rPr>
-              <w:t xml:space="preserve">Quick Check: Create custom exception classes that inherit from Exception and use them in my programs?</w:t>
+              <w:t xml:space="preserve">What are the 2-3 most important steps when you create custom exception classes that inherit from Exception and use them in my programs? What could go wrong if you skip one?</w:t>
             </w:r>
             <w:r>
               <w:rPr>
